--- a/lib/briefing/templates/SST.docx
+++ b/lib/briefing/templates/SST.docx
@@ -1139,7 +1139,7 @@
           <w:p>
             <w:pPr>
               <w:pStyle w:val="Geenafstand"/>
-              <w:jc w:val="both"/>
+              <w:jc w:val="left"/>
               <w:rPr>
                 <w:rFonts w:ascii="Calibri" w:eastAsia="Noto Sans JP Regular" w:hAnsi="Calibri" w:cs="Calibri"/>
                 <w:sz w:val="25"/>
@@ -1168,7 +1168,7 @@
           <w:p>
             <w:pPr>
               <w:pStyle w:val="Geenafstand"/>
-              <w:jc w:val="both"/>
+              <w:jc w:val="left"/>
               <w:cnfStyle w:val="000000000000" w:firstRow="0" w:lastRow="0" w:firstColumn="0" w:lastColumn="0" w:oddVBand="0" w:evenVBand="0" w:oddHBand="0" w:evenHBand="0" w:firstRowFirstColumn="0" w:firstRowLastColumn="0" w:lastRowFirstColumn="0" w:lastRowLastColumn="0"/>
               <w:rPr>
                 <w:rFonts w:ascii="Calibri" w:eastAsia="Noto Sans JP Regular" w:hAnsi="Calibri" w:cs="Calibri"/>
@@ -1206,7 +1206,7 @@
           <w:p>
             <w:pPr>
               <w:pStyle w:val="Geenafstand"/>
-              <w:jc w:val="both"/>
+              <w:jc w:val="left"/>
               <w:rPr>
                 <w:rFonts w:ascii="Calibri" w:eastAsia="Noto Sans JP Regular" w:hAnsi="Calibri" w:cs="Calibri"/>
                 <w:sz w:val="25"/>
@@ -1235,7 +1235,7 @@
           <w:p>
             <w:pPr>
               <w:pStyle w:val="Geenafstand"/>
-              <w:jc w:val="both"/>
+              <w:jc w:val="left"/>
               <w:cnfStyle w:val="100000000000" w:firstRow="1" w:lastRow="0" w:firstColumn="0" w:lastColumn="0" w:oddVBand="0" w:evenVBand="0" w:oddHBand="0" w:evenHBand="0" w:firstRowFirstColumn="0" w:firstRowLastColumn="0" w:lastRowFirstColumn="0" w:lastRowLastColumn="0"/>
               <w:rPr>
                 <w:rFonts w:ascii="Calibri" w:eastAsia="Noto Sans JP Regular" w:hAnsi="Calibri" w:cs="Calibri"/>
@@ -1275,7 +1275,7 @@
           <w:p>
             <w:pPr>
               <w:pStyle w:val="Geenafstand"/>
-              <w:jc w:val="both"/>
+              <w:jc w:val="left"/>
               <w:rPr>
                 <w:rFonts w:ascii="Calibri" w:eastAsia="Noto Sans JP Regular" w:hAnsi="Calibri" w:cs="Calibri"/>
                 <w:sz w:val="25"/>
@@ -1304,7 +1304,7 @@
           <w:p>
             <w:pPr>
               <w:pStyle w:val="Geenafstand"/>
-              <w:jc w:val="both"/>
+              <w:jc w:val="left"/>
               <w:cnfStyle w:val="100000000000" w:firstRow="1" w:lastRow="0" w:firstColumn="0" w:lastColumn="0" w:oddVBand="0" w:evenVBand="0" w:oddHBand="0" w:evenHBand="0" w:firstRowFirstColumn="0" w:firstRowLastColumn="0" w:lastRowFirstColumn="0" w:lastRowLastColumn="0"/>
               <w:rPr>
                 <w:rFonts w:ascii="Calibri" w:eastAsia="Noto Sans JP Regular" w:hAnsi="Calibri" w:cs="Calibri"/>
@@ -1338,12 +1338,13 @@
             <w:tcBorders>
               <w:top w:val="single" w:sz="4" w:space="0" w:color="auto"/>
             </w:tcBorders>
+            <w:shd w:val="clear" w:color="auto" w:fill="F2F2F2" w:themeFill="background1" w:themeFillShade="F2"/>
             <w:vAlign w:val="center"/>
           </w:tcPr>
           <w:p>
             <w:pPr>
               <w:pStyle w:val="Geenafstand"/>
-              <w:jc w:val="both"/>
+              <w:jc w:val="left"/>
               <w:rPr>
                 <w:rFonts w:ascii="Calibri" w:eastAsia="Noto Sans JP Regular" w:hAnsi="Calibri" w:cs="Calibri"/>
                 <w:sz w:val="25"/>
@@ -1372,7 +1373,7 @@
           <w:p>
             <w:pPr>
               <w:pStyle w:val="Geenafstand"/>
-              <w:jc w:val="both"/>
+              <w:jc w:val="left"/>
               <w:cnfStyle w:val="000000100000" w:firstRow="0" w:lastRow="0" w:firstColumn="0" w:lastColumn="0" w:oddVBand="0" w:evenVBand="0" w:oddHBand="1" w:evenHBand="0" w:firstRowFirstColumn="0" w:firstRowLastColumn="0" w:lastRowFirstColumn="0" w:lastRowLastColumn="0"/>
               <w:rPr>
                 <w:rFonts w:ascii="Calibri" w:eastAsia="Noto Sans JP Regular" w:hAnsi="Calibri" w:cs="Calibri"/>
@@ -1406,7 +1407,7 @@
           <w:p>
             <w:pPr>
               <w:pStyle w:val="Geenafstand"/>
-              <w:jc w:val="both"/>
+              <w:jc w:val="left"/>
               <w:rPr>
                 <w:rFonts w:ascii="Calibri" w:eastAsia="Noto Sans JP Regular" w:hAnsi="Calibri" w:cs="Calibri"/>
                 <w:sz w:val="25"/>
@@ -1432,7 +1433,7 @@
           <w:p>
             <w:pPr>
               <w:pStyle w:val="Geenafstand"/>
-              <w:jc w:val="both"/>
+              <w:jc w:val="left"/>
               <w:cnfStyle w:val="000000000000" w:firstRow="0" w:lastRow="0" w:firstColumn="0" w:lastColumn="0" w:oddVBand="0" w:evenVBand="0" w:oddHBand="0" w:evenHBand="0" w:firstRowFirstColumn="0" w:firstRowLastColumn="0" w:lastRowFirstColumn="0" w:lastRowLastColumn="0"/>
               <w:rPr>
                 <w:rFonts w:ascii="Calibri" w:eastAsia="Noto Sans JP Regular" w:hAnsi="Calibri" w:cs="Calibri"/>
@@ -1461,12 +1462,13 @@
           <w:tcPr>
             <w:cnfStyle w:val="001000000000" w:firstRow="0" w:lastRow="0" w:firstColumn="1" w:lastColumn="0" w:oddVBand="0" w:evenVBand="0" w:oddHBand="0" w:evenHBand="0" w:firstRowFirstColumn="0" w:firstRowLastColumn="0" w:lastRowFirstColumn="0" w:lastRowLastColumn="0"/>
             <w:tcW w:w="2693" w:type="dxa"/>
+            <w:shd w:val="clear" w:color="auto" w:fill="F2F2F2" w:themeFill="background1" w:themeFillShade="F2"/>
             <w:vAlign w:val="center"/>
           </w:tcPr>
           <w:p>
             <w:pPr>
               <w:pStyle w:val="Geenafstand"/>
-              <w:jc w:val="both"/>
+              <w:jc w:val="left"/>
               <w:rPr>
                 <w:rFonts w:ascii="Calibri" w:eastAsia="Noto Sans JP Regular" w:hAnsi="Calibri" w:cs="Calibri"/>
                 <w:sz w:val="25"/>
@@ -1492,7 +1494,7 @@
           <w:p>
             <w:pPr>
               <w:pStyle w:val="Geenafstand"/>
-              <w:jc w:val="both"/>
+              <w:jc w:val="left"/>
               <w:cnfStyle w:val="000000100000" w:firstRow="0" w:lastRow="0" w:firstColumn="0" w:lastColumn="0" w:oddVBand="0" w:evenVBand="0" w:oddHBand="1" w:evenHBand="0" w:firstRowFirstColumn="0" w:firstRowLastColumn="0" w:lastRowFirstColumn="0" w:lastRowLastColumn="0"/>
               <w:rPr>
                 <w:rFonts w:ascii="Calibri" w:eastAsia="Noto Sans JP Regular" w:hAnsi="Calibri" w:cs="Calibri"/>
@@ -1526,7 +1528,7 @@
           <w:p>
             <w:pPr>
               <w:pStyle w:val="Geenafstand"/>
-              <w:jc w:val="both"/>
+              <w:jc w:val="left"/>
               <w:rPr>
                 <w:rFonts w:ascii="Calibri" w:eastAsia="Noto Sans JP Regular" w:hAnsi="Calibri" w:cs="Calibri"/>
                 <w:sz w:val="25"/>
@@ -1552,7 +1554,7 @@
           <w:p>
             <w:pPr>
               <w:pStyle w:val="Geenafstand"/>
-              <w:jc w:val="both"/>
+              <w:jc w:val="left"/>
               <w:cnfStyle w:val="000000000000" w:firstRow="0" w:lastRow="0" w:firstColumn="0" w:lastColumn="0" w:oddVBand="0" w:evenVBand="0" w:oddHBand="0" w:evenHBand="0" w:firstRowFirstColumn="0" w:firstRowLastColumn="0" w:lastRowFirstColumn="0" w:lastRowLastColumn="0"/>
               <w:rPr>
                 <w:rFonts w:ascii="Calibri" w:eastAsia="Noto Sans JP Regular" w:hAnsi="Calibri" w:cs="Calibri"/>
@@ -1584,12 +1586,13 @@
             <w:tcBorders>
               <w:bottom w:val="single" w:sz="4" w:space="0" w:color="auto"/>
             </w:tcBorders>
+            <w:shd w:val="clear" w:color="auto" w:fill="F2F2F2" w:themeFill="background1" w:themeFillShade="F2"/>
             <w:vAlign w:val="center"/>
           </w:tcPr>
           <w:p>
             <w:pPr>
               <w:pStyle w:val="Geenafstand"/>
-              <w:jc w:val="both"/>
+              <w:jc w:val="left"/>
               <w:rPr>
                 <w:rFonts w:ascii="Calibri" w:eastAsia="Noto Sans JP Regular" w:hAnsi="Calibri" w:cs="Calibri"/>
                 <w:sz w:val="25"/>
@@ -1618,7 +1621,7 @@
           <w:p>
             <w:pPr>
               <w:pStyle w:val="Geenafstand"/>
-              <w:jc w:val="both"/>
+              <w:jc w:val="left"/>
               <w:cnfStyle w:val="000000100000" w:firstRow="0" w:lastRow="0" w:firstColumn="0" w:lastColumn="0" w:oddVBand="0" w:evenVBand="0" w:oddHBand="1" w:evenHBand="0" w:firstRowFirstColumn="0" w:firstRowLastColumn="0" w:lastRowFirstColumn="0" w:lastRowLastColumn="0"/>
               <w:rPr>
                 <w:rFonts w:ascii="Calibri" w:eastAsia="Noto Sans JP Regular" w:hAnsi="Calibri" w:cs="Calibri"/>
@@ -1655,7 +1658,7 @@
           <w:p>
             <w:pPr>
               <w:pStyle w:val="Geenafstand"/>
-              <w:jc w:val="both"/>
+              <w:jc w:val="left"/>
               <w:rPr>
                 <w:rFonts w:ascii="Calibri" w:eastAsia="Noto Sans JP Regular" w:hAnsi="Calibri" w:cs="Calibri"/>
                 <w:sz w:val="25"/>
@@ -1684,7 +1687,7 @@
           <w:p>
             <w:pPr>
               <w:pStyle w:val="Geenafstand"/>
-              <w:jc w:val="both"/>
+              <w:jc w:val="left"/>
               <w:cnfStyle w:val="100000000000" w:firstRow="1" w:lastRow="0" w:firstColumn="0" w:lastColumn="0" w:oddVBand="0" w:evenVBand="0" w:oddHBand="0" w:evenHBand="0" w:firstRowFirstColumn="0" w:firstRowLastColumn="0" w:lastRowFirstColumn="0" w:lastRowLastColumn="0"/>
               <w:rPr>
                 <w:rFonts w:ascii="Calibri" w:eastAsia="Noto Sans JP Regular" w:hAnsi="Calibri" w:cs="Calibri"/>
@@ -1723,7 +1726,7 @@
           <w:p>
             <w:pPr>
               <w:pStyle w:val="Geenafstand"/>
-              <w:jc w:val="both"/>
+              <w:jc w:val="left"/>
               <w:rPr>
                 <w:rFonts w:ascii="Calibri" w:eastAsia="Noto Sans JP Regular" w:hAnsi="Calibri" w:cs="Calibri"/>
                 <w:sz w:val="25"/>
@@ -1752,7 +1755,7 @@
           <w:p>
             <w:pPr>
               <w:pStyle w:val="Geenafstand"/>
-              <w:jc w:val="both"/>
+              <w:jc w:val="left"/>
               <w:cnfStyle w:val="000000000000" w:firstRow="0" w:lastRow="0" w:firstColumn="0" w:lastColumn="0" w:oddVBand="0" w:evenVBand="0" w:oddHBand="0" w:evenHBand="0" w:firstRowFirstColumn="0" w:firstRowLastColumn="0" w:lastRowFirstColumn="0" w:lastRowLastColumn="0"/>
               <w:rPr>
                 <w:rFonts w:eastAsia="Noto Sans JP Regular" w:cs="Calibri"/>
@@ -1785,6 +1788,7 @@
             <w:tcBorders>
               <w:bottom w:val="single" w:sz="4" w:space="0" w:color="auto"/>
             </w:tcBorders>
+            <w:shd w:val="clear" w:color="auto" w:fill="F2F2F2" w:themeFill="background1" w:themeFillShade="F2"/>
             <w:vAlign w:val="center"/>
           </w:tcPr>
           <w:p>
@@ -1818,7 +1822,7 @@
           <w:p>
             <w:pPr>
               <w:pStyle w:val="Geenafstand"/>
-              <w:jc w:val="both"/>
+              <w:jc w:val="left"/>
               <w:cnfStyle w:val="000000100000" w:firstRow="0" w:lastRow="0" w:firstColumn="0" w:lastColumn="0" w:oddVBand="0" w:evenVBand="0" w:oddHBand="1" w:evenHBand="0" w:firstRowFirstColumn="0" w:firstRowLastColumn="0" w:lastRowFirstColumn="0" w:lastRowLastColumn="0"/>
               <w:rPr>
                 <w:rFonts w:ascii="Calibri" w:eastAsia="Noto Sans JP Regular" w:hAnsi="Calibri" w:cs="Calibri"/>
@@ -1849,12 +1853,13 @@
             <w:tcBorders>
               <w:bottom w:val="single" w:sz="4" w:space="0" w:color="auto"/>
             </w:tcBorders>
+            <w:shd w:val="clear" w:color="auto" w:fill="F2F2F2" w:themeFill="background1" w:themeFillShade="F2"/>
             <w:vAlign w:val="center"/>
           </w:tcPr>
           <w:p>
             <w:pPr>
               <w:pStyle w:val="Geenafstand"/>
-              <w:jc w:val="both"/>
+              <w:jc w:val="left"/>
               <w:rPr>
                 <w:rFonts w:ascii="Calibri" w:eastAsia="Noto Sans JP Regular" w:hAnsi="Calibri" w:cs="Calibri"/>
                 <w:sz w:val="25"/>
@@ -1883,7 +1888,7 @@
           <w:p>
             <w:pPr>
               <w:pStyle w:val="Geenafstand"/>
-              <w:jc w:val="both"/>
+              <w:jc w:val="left"/>
               <w:cnfStyle w:val="000000100000" w:firstRow="0" w:lastRow="0" w:firstColumn="0" w:lastColumn="0" w:oddVBand="0" w:evenVBand="0" w:oddHBand="1" w:evenHBand="0" w:firstRowFirstColumn="0" w:firstRowLastColumn="0" w:lastRowFirstColumn="0" w:lastRowLastColumn="0"/>
               <w:rPr>
                 <w:rFonts w:ascii="Calibri" w:eastAsia="Noto Sans JP Regular" w:hAnsi="Calibri" w:cs="Calibri"/>
@@ -1920,7 +1925,7 @@
           <w:p>
             <w:pPr>
               <w:pStyle w:val="Geenafstand"/>
-              <w:jc w:val="both"/>
+              <w:jc w:val="left"/>
               <w:rPr>
                 <w:rFonts w:ascii="Calibri" w:eastAsia="Noto Sans JP Regular" w:hAnsi="Calibri" w:cs="Calibri"/>
                 <w:sz w:val="25"/>
@@ -1976,12 +1981,13 @@
             <w:tcBorders>
               <w:top w:val="single" w:sz="4" w:space="0" w:color="auto"/>
             </w:tcBorders>
+            <w:shd w:val="clear" w:color="auto" w:fill="F2F2F2" w:themeFill="background1" w:themeFillShade="F2"/>
             <w:vAlign w:val="center"/>
           </w:tcPr>
           <w:p>
             <w:pPr>
               <w:pStyle w:val="Geenafstand"/>
-              <w:jc w:val="both"/>
+              <w:jc w:val="left"/>
               <w:rPr>
                 <w:rFonts w:ascii="Calibri" w:eastAsia="Noto Sans JP Regular" w:hAnsi="Calibri" w:cs="Calibri"/>
                 <w:sz w:val="25"/>
@@ -2010,7 +2016,7 @@
           <w:p>
             <w:pPr>
               <w:pStyle w:val="Geenafstand"/>
-              <w:jc w:val="both"/>
+              <w:jc w:val="left"/>
               <w:cnfStyle w:val="000000100000" w:firstRow="0" w:lastRow="0" w:firstColumn="0" w:lastColumn="0" w:oddVBand="0" w:evenVBand="0" w:oddHBand="1" w:evenHBand="0" w:firstRowFirstColumn="0" w:firstRowLastColumn="0" w:lastRowFirstColumn="0" w:lastRowLastColumn="0"/>
               <w:rPr>
                 <w:rFonts w:ascii="Calibri" w:eastAsia="Noto Sans JP Regular" w:hAnsi="Calibri" w:cs="Calibri"/>
@@ -2046,7 +2052,7 @@
           <w:p>
             <w:pPr>
               <w:pStyle w:val="Geenafstand"/>
-              <w:jc w:val="both"/>
+              <w:jc w:val="left"/>
               <w:rPr>
                 <w:rFonts w:ascii="Calibri" w:eastAsia="Noto Sans JP Regular" w:hAnsi="Calibri" w:cs="Calibri"/>
                 <w:sz w:val="25"/>
@@ -2075,7 +2081,7 @@
           <w:p>
             <w:pPr>
               <w:pStyle w:val="Geenafstand"/>
-              <w:jc w:val="both"/>
+              <w:jc w:val="left"/>
               <w:cnfStyle w:val="000000000000" w:firstRow="0" w:lastRow="0" w:firstColumn="0" w:lastColumn="0" w:oddVBand="0" w:evenVBand="0" w:oddHBand="0" w:evenHBand="0" w:firstRowFirstColumn="0" w:firstRowLastColumn="0" w:lastRowFirstColumn="0" w:lastRowLastColumn="0"/>
               <w:rPr>
                 <w:rFonts w:ascii="Calibri" w:eastAsia="Noto Sans JP Regular" w:hAnsi="Calibri" w:cs="Calibri"/>
@@ -2107,12 +2113,13 @@
             <w:tcBorders>
               <w:top w:val="single" w:sz="4" w:space="0" w:color="auto"/>
             </w:tcBorders>
+            <w:shd w:val="clear" w:color="auto" w:fill="F2F2F2" w:themeFill="background1" w:themeFillShade="F2"/>
             <w:vAlign w:val="center"/>
           </w:tcPr>
           <w:p>
             <w:pPr>
               <w:pStyle w:val="Geenafstand"/>
-              <w:jc w:val="both"/>
+              <w:jc w:val="left"/>
               <w:rPr>
                 <w:rFonts w:ascii="Calibri" w:eastAsia="Noto Sans JP Regular" w:hAnsi="Calibri" w:cs="Calibri"/>
                 <w:sz w:val="25"/>
@@ -2141,7 +2148,7 @@
           <w:p>
             <w:pPr>
               <w:pStyle w:val="Geenafstand"/>
-              <w:jc w:val="both"/>
+              <w:jc w:val="left"/>
               <w:cnfStyle w:val="000000100000" w:firstRow="0" w:lastRow="0" w:firstColumn="0" w:lastColumn="0" w:oddVBand="0" w:evenVBand="0" w:oddHBand="1" w:evenHBand="0" w:firstRowFirstColumn="0" w:firstRowLastColumn="0" w:lastRowFirstColumn="0" w:lastRowLastColumn="0"/>
               <w:rPr>
                 <w:rFonts w:ascii="Calibri" w:eastAsia="Noto Sans JP Regular" w:hAnsi="Calibri" w:cs="Calibri"/>

--- a/lib/briefing/templates/SST.docx
+++ b/lib/briefing/templates/SST.docx
@@ -694,357 +694,166 @@
     </w:p>
     <w:p>
       <w:pPr>
-        <w:spacing w:before="1077"/>
-      </w:pPr>
-      <w:r>
-        <w:t xml:space="preserve">Binnenkort organiseer je namens </w:t>
-      </w:r>
-      <w:r>
-        <w:t xml:space="preserve">Soft </w:t>
-      </w:r>
-      <w:proofErr w:type="spellStart"/>
-      <w:r>
-        <w:t>Skill</w:t>
-      </w:r>
-      <w:proofErr w:type="spellEnd"/>
-      <w:r>
-        <w:t xml:space="preserve"> Trainer</w:t>
-      </w:r>
-      <w:r>
-        <w:t xml:space="preserve"> </w:t>
-      </w:r>
-      <w:r>
-        <w:t xml:space="preserve">een </w:t>
-      </w:r>
-      <w:r>
-        <w:t>training</w:t>
-      </w:r>
-      <w:r>
-        <w:t xml:space="preserve"> bij een van onze klanten. Alle informatie in deze briefing is aangedragen door de klant zodat je de </w:t>
-      </w:r>
-      <w:r>
-        <w:t>training</w:t>
-      </w:r>
-      <w:r>
-        <w:t xml:space="preserve"> </w:t>
-      </w:r>
-      <w:r>
-        <w:t>perfect kan afstemmen op hun situatie en wensen. We benadrukken graag nog even de punten die voor ons belangrijk zijn:</w:t>
+        <w:spacing w:before="1077" w:after="0" w:line="20" w:lineRule="exact"/>
+        <w:rPr>
+          <w:sz w:val="2"/>
+          <w:szCs w:val="2"/>
+        </w:rPr>
+      </w:pPr>
+    </w:p>
+    <w:p>
+      <w:r>
+        <w:t xml:space="preserve">+++FOR s IN algemeen+++</w:t>
+      </w:r>
+    </w:p>
+    <w:p>
+      <w:r>
+        <w:t xml:space="preserve">+++IF $s.witregel+++</w:t>
+      </w:r>
+    </w:p>
+    <w:p>
+      <w:pPr>
+        <w:rPr>
+          <w:szCs w:val="18"/>
+        </w:rPr>
+      </w:pPr>
+      <w:r>
+        <w:rPr>
+          <w:szCs w:val="18"/>
+        </w:rPr>
+        <w:t xml:space="preserve"/>
+      </w:r>
+    </w:p>
+    <w:p>
+      <w:r>
+        <w:t xml:space="preserve">+++END-IF+++</w:t>
+      </w:r>
+    </w:p>
+    <w:p>
+      <w:r>
+        <w:t xml:space="preserve">+++IF $s.kop+++</w:t>
+      </w:r>
+    </w:p>
+    <w:p>
+      <w:pPr>
+        <w:pStyle w:val="Kop1"/>
+        <w:rPr>
+          <w:rFonts w:eastAsia="Noto Sans JP Regular"/>
+        </w:rPr>
+      </w:pPr>
+      <w:r>
+        <w:rPr>
+          <w:rFonts w:eastAsia="Noto Sans JP Regular"/>
+        </w:rPr>
+        <w:t xml:space="preserve">+++$s.kop+++</w:t>
+      </w:r>
+    </w:p>
+    <w:p>
+      <w:r>
+        <w:t xml:space="preserve">+++END-IF+++</w:t>
+      </w:r>
+    </w:p>
+    <w:p>
+      <w:r>
+        <w:t xml:space="preserve">+++FOR r IN $s.regels+++</w:t>
+      </w:r>
+    </w:p>
+    <w:p>
+      <w:r>
+        <w:t xml:space="preserve">+++IF $r.bullet &amp;&amp; !$r.niveau+++</w:t>
+      </w:r>
+    </w:p>
+    <w:p>
+      <w:pPr>
+        <w:numPr>
+          <w:ilvl w:val="0"/>
+          <w:numId w:val="1"/>
+        </w:numPr>
+        <w:rPr>
+          <w:szCs w:val="18"/>
+        </w:rPr>
+      </w:pPr>
+      <w:r>
+        <w:rPr>
+          <w:szCs w:val="18"/>
+        </w:rPr>
+        <w:t xml:space="preserve">+++$r.tekst+++</w:t>
+      </w:r>
+    </w:p>
+    <w:p>
+      <w:r>
+        <w:t xml:space="preserve">+++END-IF+++</w:t>
+      </w:r>
+    </w:p>
+    <w:p>
+      <w:r>
+        <w:t xml:space="preserve">+++IF $r.bullet &amp;&amp; $r.niveau+++</w:t>
+      </w:r>
+    </w:p>
+    <w:p>
+      <w:pPr>
+        <w:numPr>
+          <w:ilvl w:val="1"/>
+          <w:numId w:val="1"/>
+        </w:numPr>
+        <w:rPr>
+          <w:szCs w:val="18"/>
+        </w:rPr>
+      </w:pPr>
+      <w:r>
+        <w:rPr>
+          <w:szCs w:val="18"/>
+        </w:rPr>
+        <w:t xml:space="preserve">+++$r.tekst+++</w:t>
+      </w:r>
+    </w:p>
+    <w:p>
+      <w:r>
+        <w:t xml:space="preserve">+++END-IF+++</w:t>
+      </w:r>
+    </w:p>
+    <w:p>
+      <w:r>
+        <w:t xml:space="preserve">+++IF !$r.bullet+++</w:t>
+      </w:r>
+    </w:p>
+    <w:p>
+      <w:pPr>
+        <w:rPr>
+          <w:szCs w:val="18"/>
+        </w:rPr>
+      </w:pPr>
+      <w:r>
+        <w:rPr>
+          <w:szCs w:val="18"/>
+        </w:rPr>
+        <w:t xml:space="preserve">+++$r.tekst+++</w:t>
+      </w:r>
+    </w:p>
+    <w:p>
+      <w:r>
+        <w:t xml:space="preserve">+++END-IF+++</w:t>
+      </w:r>
+    </w:p>
+    <w:p>
+      <w:r>
+        <w:t xml:space="preserve">+++END-FOR r+++</w:t>
+      </w:r>
+    </w:p>
+    <w:p>
+      <w:r>
+        <w:t xml:space="preserve">+++END-FOR s+++</w:t>
       </w:r>
     </w:p>
     <w:p/>
     <w:p>
-      <w:pPr>
-        <w:pStyle w:val="Kop1"/>
-        <w:rPr>
-          <w:rFonts w:eastAsia="Noto Sans JP Regular"/>
-        </w:rPr>
-      </w:pPr>
-      <w:r>
-        <w:rPr>
-          <w:rFonts w:eastAsia="Noto Sans JP Regular"/>
-        </w:rPr>
-        <w:t xml:space="preserve">Onder </w:t>
-      </w:r>
-      <w:r>
-        <w:rPr>
-          <w:rFonts w:eastAsia="Noto Sans JP Regular"/>
-        </w:rPr>
-        <w:t xml:space="preserve">de vlag van </w:t>
-      </w:r>
-      <w:r>
-        <w:t xml:space="preserve">Soft </w:t>
-      </w:r>
-      <w:proofErr w:type="spellStart"/>
-      <w:r>
-        <w:t>Skill</w:t>
-      </w:r>
-      <w:proofErr w:type="spellEnd"/>
-      <w:r>
-        <w:t xml:space="preserve"> </w:t>
-      </w:r>
-      <w:r>
-        <w:rPr>
-          <w:rFonts w:eastAsia="Noto Sans JP Regular"/>
-        </w:rPr>
-        <w:t>Trainer</w:t>
-      </w:r>
-    </w:p>
-    <w:p>
-      <w:pPr>
-        <w:rPr>
-          <w:szCs w:val="21"/>
-        </w:rPr>
-      </w:pPr>
-      <w:r>
-        <w:rPr>
-          <w:szCs w:val="21"/>
-        </w:rPr>
-        <w:t xml:space="preserve">Het is voor ons belangrijk dat je bij de klant werkt onder </w:t>
-      </w:r>
-      <w:r>
-        <w:rPr>
-          <w:szCs w:val="21"/>
-        </w:rPr>
-        <w:t>onze vlag</w:t>
-      </w:r>
-      <w:r>
-        <w:rPr>
-          <w:szCs w:val="21"/>
-        </w:rPr>
-        <w:t xml:space="preserve">. Dat houdt in dat je je naar de klant toe presenteert als trainer van </w:t>
-      </w:r>
-      <w:r>
-        <w:t xml:space="preserve">Soft </w:t>
-      </w:r>
-      <w:proofErr w:type="spellStart"/>
-      <w:r>
-        <w:t>Skill</w:t>
-      </w:r>
-      <w:proofErr w:type="spellEnd"/>
-      <w:r>
-        <w:t xml:space="preserve"> </w:t>
-      </w:r>
-      <w:r>
-        <w:rPr>
-          <w:szCs w:val="21"/>
-        </w:rPr>
-        <w:t>Trainer</w:t>
-      </w:r>
-      <w:r>
-        <w:rPr>
-          <w:szCs w:val="21"/>
-        </w:rPr>
-        <w:t>.</w:t>
-      </w:r>
-      <w:r>
-        <w:rPr>
-          <w:szCs w:val="21"/>
-        </w:rPr>
-        <w:t xml:space="preserve"> Acquisitie voor het eigen bedrijf </w:t>
-      </w:r>
-      <w:proofErr w:type="spellStart"/>
-      <w:r>
-        <w:rPr>
-          <w:szCs w:val="21"/>
-        </w:rPr>
-        <w:t>cq.</w:t>
-      </w:r>
-      <w:proofErr w:type="spellEnd"/>
-      <w:r>
-        <w:rPr>
-          <w:szCs w:val="21"/>
-        </w:rPr>
-        <w:t xml:space="preserve"> dienstverlening is </w:t>
-      </w:r>
-      <w:r>
-        <w:rPr>
-          <w:szCs w:val="21"/>
-        </w:rPr>
-        <w:t>niet toegestaan.</w:t>
-      </w:r>
-    </w:p>
-    <w:p/>
-    <w:p>
-      <w:pPr>
-        <w:pStyle w:val="Kop1"/>
-      </w:pPr>
-      <w:r>
-        <w:t>Behoefte aan vervolg of aanvullende diensten</w:t>
-      </w:r>
-    </w:p>
-    <w:p>
-      <w:pPr>
-        <w:rPr>
-          <w:szCs w:val="21"/>
-        </w:rPr>
-      </w:pPr>
-      <w:r>
-        <w:rPr>
-          <w:szCs w:val="21"/>
-        </w:rPr>
-        <w:t xml:space="preserve">Indien de klant aanvullende of opvolgende behoeftes heeft kan je dit met ons communiceren, of je kan de klant doorverwijzen naar ons. Wij treden dan in contact met de klant om de mogelijkheden te bespreken. </w:t>
-      </w:r>
-    </w:p>
-    <w:p/>
-    <w:p>
-      <w:pPr>
-        <w:pStyle w:val="Kop1"/>
-        <w:rPr>
-          <w:rFonts w:eastAsia="Noto Sans JP Regular"/>
-        </w:rPr>
-      </w:pPr>
-      <w:r>
-        <w:rPr>
-          <w:rFonts w:eastAsia="Noto Sans JP Regular"/>
-        </w:rPr>
-        <w:t>Materialen</w:t>
-      </w:r>
-    </w:p>
-    <w:p>
-      <w:pPr>
-        <w:rPr>
-          <w:szCs w:val="21"/>
-        </w:rPr>
-      </w:pPr>
-      <w:r>
-        <w:rPr>
-          <w:szCs w:val="21"/>
-        </w:rPr>
-        <w:t xml:space="preserve">Het is </w:t>
-      </w:r>
-      <w:r>
-        <w:rPr>
-          <w:szCs w:val="21"/>
-        </w:rPr>
-        <w:t xml:space="preserve">belangrijk dat alles er professioneel en uniform uit ziet. Alle materialen, presentaties, et cetera, worden daarom in </w:t>
-      </w:r>
-      <w:r>
-        <w:rPr>
-          <w:szCs w:val="21"/>
-        </w:rPr>
-        <w:t xml:space="preserve">de </w:t>
-      </w:r>
-      <w:r>
-        <w:rPr>
-          <w:szCs w:val="21"/>
-        </w:rPr>
-        <w:t>huisstijl</w:t>
-      </w:r>
-      <w:r>
-        <w:rPr>
-          <w:szCs w:val="21"/>
-        </w:rPr>
-        <w:t xml:space="preserve"> van </w:t>
-      </w:r>
-      <w:r>
-        <w:t xml:space="preserve">Soft </w:t>
-      </w:r>
-      <w:proofErr w:type="spellStart"/>
-      <w:r>
-        <w:t>Skill</w:t>
-      </w:r>
-      <w:proofErr w:type="spellEnd"/>
-      <w:r>
-        <w:t xml:space="preserve"> </w:t>
-      </w:r>
-      <w:r>
-        <w:rPr>
-          <w:szCs w:val="21"/>
-        </w:rPr>
-        <w:t>Trainer</w:t>
-      </w:r>
-      <w:r>
-        <w:rPr>
-          <w:szCs w:val="21"/>
-        </w:rPr>
-        <w:t xml:space="preserve"> gebruikt tijdens de </w:t>
-      </w:r>
-      <w:r>
-        <w:rPr>
-          <w:szCs w:val="21"/>
-        </w:rPr>
-        <w:t>training</w:t>
-      </w:r>
-      <w:r>
-        <w:rPr>
-          <w:szCs w:val="21"/>
-        </w:rPr>
-        <w:t xml:space="preserve">. Heb je materialen die nog niet in onze huisstijl omgezet zijn? Stuur het dan even door zodat we dit voor de </w:t>
-      </w:r>
-      <w:r>
-        <w:rPr>
-          <w:szCs w:val="21"/>
-        </w:rPr>
-        <w:t>training</w:t>
-      </w:r>
-      <w:r>
-        <w:rPr>
-          <w:szCs w:val="21"/>
-        </w:rPr>
-        <w:t xml:space="preserve"> kunnen doen.</w:t>
-      </w:r>
-    </w:p>
-    <w:p/>
-    <w:p>
-      <w:pPr>
-        <w:pStyle w:val="Kop1"/>
-        <w:rPr>
-          <w:rFonts w:eastAsia="Noto Sans JP Regular"/>
-        </w:rPr>
-      </w:pPr>
-      <w:r>
-        <w:rPr>
-          <w:rFonts w:eastAsia="Noto Sans JP Regular"/>
-        </w:rPr>
-        <w:t xml:space="preserve">Inhoud </w:t>
-      </w:r>
-      <w:r>
-        <w:rPr>
-          <w:rFonts w:eastAsia="Noto Sans JP Regular"/>
-        </w:rPr>
-        <w:t>training</w:t>
-      </w:r>
-    </w:p>
-    <w:p>
-      <w:pPr>
-        <w:rPr>
-          <w:szCs w:val="21"/>
-        </w:rPr>
-      </w:pPr>
-      <w:r>
-        <w:rPr>
-          <w:szCs w:val="21"/>
-        </w:rPr>
-        <w:t xml:space="preserve">De klant heeft de </w:t>
-      </w:r>
-      <w:r>
-        <w:rPr>
-          <w:szCs w:val="21"/>
-        </w:rPr>
-        <w:t>training</w:t>
-      </w:r>
-      <w:r>
-        <w:rPr>
-          <w:szCs w:val="21"/>
-        </w:rPr>
-        <w:t xml:space="preserve"> </w:t>
-      </w:r>
-      <w:r>
-        <w:rPr>
-          <w:szCs w:val="21"/>
-        </w:rPr>
-        <w:t xml:space="preserve">geboekt op basis van de content zoals die op onze website te vinden is. Het is belangrijk dat die inhoud tijdens de </w:t>
-      </w:r>
-      <w:r>
-        <w:rPr>
-          <w:szCs w:val="21"/>
-        </w:rPr>
-        <w:t>training</w:t>
-      </w:r>
-      <w:r>
-        <w:rPr>
-          <w:szCs w:val="21"/>
-        </w:rPr>
-        <w:t xml:space="preserve"> </w:t>
-      </w:r>
-      <w:r>
-        <w:rPr>
-          <w:szCs w:val="21"/>
-        </w:rPr>
-        <w:t xml:space="preserve">aangeraakt wordt. </w:t>
-      </w:r>
-    </w:p>
-    <w:p/>
-    <w:p>
-      <w:r>
-        <w:t>Vragen? We horen het graag!</w:t>
-      </w:r>
-    </w:p>
-    <w:p/>
-    <w:p>
       <w:r>
         <w:br w:type="page"/>
+      </w:r>
+    </w:p>
+    <w:p>
+      <w:r>
+        <w:t xml:space="preserve">+++FOR m IN mondayChallenges+++</w:t>
       </w:r>
     </w:p>
     <w:p>
@@ -1057,36 +866,15 @@
       </w:pPr>
       <w:r>
         <w:rPr>
-          <w:rFonts w:cs="Helvetica"/>
-          <w:b w:val="0"/>
-          <w:noProof/>
-        </w:rPr>
-        <w:lastRenderedPageBreak/>
-      </w:r>
-      <w:r/>
-      <w:r>
-        <w:rPr>
           <w:rFonts w:eastAsia="Noto Sans JP Regular"/>
           <w:highlight w:val="cyan"/>
         </w:rPr>
-        <w:lastRenderedPageBreak/>
-        <w:t xml:space="preserve">!! Vergeet de </w:t>
-      </w:r>
-      <w:proofErr w:type="spellStart"/>
-      <w:r>
-        <w:rPr>
-          <w:rFonts w:eastAsia="Noto Sans JP Regular"/>
-          <w:highlight w:val="cyan"/>
-        </w:rPr>
-        <w:t>Monday</w:t>
-      </w:r>
-      <w:proofErr w:type="spellEnd"/>
-      <w:r>
-        <w:rPr>
-          <w:rFonts w:eastAsia="Noto Sans JP Regular"/>
-          <w:highlight w:val="cyan"/>
-        </w:rPr>
-        <w:t xml:space="preserve"> Challenges niet aan te bieden in je sessie !!</w:t>
+        <w:t xml:space="preserve">+++$m+++</w:t>
+      </w:r>
+    </w:p>
+    <w:p>
+      <w:r>
+        <w:t xml:space="preserve">+++END-FOR m+++</w:t>
       </w:r>
     </w:p>
     <w:p>
@@ -2917,6 +2705,11 @@
       </w:r>
     </w:p>
     <w:p>
+      <w:r>
+        <w:t xml:space="preserve">+++IF $blk.titel+++</w:t>
+      </w:r>
+    </w:p>
+    <w:p>
       <w:pPr>
         <w:pStyle w:val="Kop1"/>
         <w:rPr>
@@ -2928,6 +2721,11 @@
           <w:rFonts w:eastAsia="Noto Sans JP Regular"/>
         </w:rPr>
         <w:t xml:space="preserve">+++$blk.titel+++</w:t>
+      </w:r>
+    </w:p>
+    <w:p>
+      <w:r>
+        <w:t xml:space="preserve">+++END-IF+++</w:t>
       </w:r>
     </w:p>
     <w:p>
@@ -3095,6 +2893,16 @@
       </w:r>
     </w:p>
     <w:p>
+      <w:r>
+        <w:t xml:space="preserve">+++FOR s IN concept+++</w:t>
+      </w:r>
+    </w:p>
+    <w:p>
+      <w:r>
+        <w:t xml:space="preserve">+++IF $s.witregel+++</w:t>
+      </w:r>
+    </w:p>
+    <w:p>
       <w:pPr>
         <w:rPr>
           <w:szCs w:val="18"/>
@@ -3108,6 +2916,16 @@
       </w:r>
     </w:p>
     <w:p>
+      <w:r>
+        <w:t xml:space="preserve">+++END-IF+++</w:t>
+      </w:r>
+    </w:p>
+    <w:p>
+      <w:r>
+        <w:t xml:space="preserve">+++IF $s.kop+++</w:t>
+      </w:r>
+    </w:p>
+    <w:p>
       <w:pPr>
         <w:pStyle w:val="Kop1"/>
         <w:rPr>
@@ -3118,33 +2936,22 @@
         <w:rPr>
           <w:rFonts w:eastAsia="Noto Sans JP Regular"/>
         </w:rPr>
-        <w:t>Concept inhoud</w:t>
-      </w:r>
-    </w:p>
-    <w:p>
-      <w:pPr>
-        <w:rPr>
-          <w:szCs w:val="18"/>
-        </w:rPr>
-      </w:pPr>
-      <w:r>
-        <w:rPr>
-          <w:szCs w:val="18"/>
-        </w:rPr>
-        <w:t xml:space="preserve">Het volgende concept programma is gecommuniceerd met de klant.</w:t>
-      </w:r>
-    </w:p>
-    <w:p>
-      <w:pPr>
-        <w:rPr>
-          <w:szCs w:val="18"/>
-        </w:rPr>
-      </w:pPr>
-      <w:r>
-        <w:rPr>
-          <w:szCs w:val="18"/>
-        </w:rPr>
-        <w:t xml:space="preserve">+++FOR b IN bullets+++</w:t>
+        <w:t xml:space="preserve">+++$s.kop+++</w:t>
+      </w:r>
+    </w:p>
+    <w:p>
+      <w:r>
+        <w:t xml:space="preserve">+++END-IF+++</w:t>
+      </w:r>
+    </w:p>
+    <w:p>
+      <w:r>
+        <w:t xml:space="preserve">+++FOR r IN $s.regels+++</w:t>
+      </w:r>
+    </w:p>
+    <w:p>
+      <w:r>
+        <w:t xml:space="preserve">+++IF $r.bullet &amp;&amp; !$r.niveau+++</w:t>
       </w:r>
     </w:p>
     <w:p>
@@ -3161,6 +2968,101 @@
         <w:rPr>
           <w:szCs w:val="18"/>
         </w:rPr>
+        <w:t xml:space="preserve">+++$r.tekst+++</w:t>
+      </w:r>
+    </w:p>
+    <w:p>
+      <w:r>
+        <w:t xml:space="preserve">+++END-IF+++</w:t>
+      </w:r>
+    </w:p>
+    <w:p>
+      <w:r>
+        <w:t xml:space="preserve">+++IF $r.bullet &amp;&amp; $r.niveau+++</w:t>
+      </w:r>
+    </w:p>
+    <w:p>
+      <w:pPr>
+        <w:numPr>
+          <w:ilvl w:val="1"/>
+          <w:numId w:val="1"/>
+        </w:numPr>
+        <w:rPr>
+          <w:szCs w:val="18"/>
+        </w:rPr>
+      </w:pPr>
+      <w:r>
+        <w:rPr>
+          <w:szCs w:val="18"/>
+        </w:rPr>
+        <w:t xml:space="preserve">+++$r.tekst+++</w:t>
+      </w:r>
+    </w:p>
+    <w:p>
+      <w:r>
+        <w:t xml:space="preserve">+++END-IF+++</w:t>
+      </w:r>
+    </w:p>
+    <w:p>
+      <w:r>
+        <w:t xml:space="preserve">+++IF !$r.bullet+++</w:t>
+      </w:r>
+    </w:p>
+    <w:p>
+      <w:pPr>
+        <w:rPr>
+          <w:szCs w:val="18"/>
+        </w:rPr>
+      </w:pPr>
+      <w:r>
+        <w:rPr>
+          <w:szCs w:val="18"/>
+        </w:rPr>
+        <w:t xml:space="preserve">+++$r.tekst+++</w:t>
+      </w:r>
+    </w:p>
+    <w:p>
+      <w:r>
+        <w:t xml:space="preserve">+++END-IF+++</w:t>
+      </w:r>
+    </w:p>
+    <w:p>
+      <w:r>
+        <w:t xml:space="preserve">+++END-FOR r+++</w:t>
+      </w:r>
+    </w:p>
+    <w:p>
+      <w:r>
+        <w:t xml:space="preserve">+++END-FOR s+++</w:t>
+      </w:r>
+    </w:p>
+    <w:p>
+      <w:pPr>
+        <w:rPr>
+          <w:szCs w:val="18"/>
+        </w:rPr>
+      </w:pPr>
+      <w:r>
+        <w:rPr>
+          <w:szCs w:val="18"/>
+        </w:rPr>
+        <w:t xml:space="preserve">+++FOR b IN bullets+++</w:t>
+      </w:r>
+    </w:p>
+    <w:p>
+      <w:pPr>
+        <w:numPr>
+          <w:ilvl w:val="0"/>
+          <w:numId w:val="1"/>
+        </w:numPr>
+        <w:rPr>
+          <w:szCs w:val="18"/>
+        </w:rPr>
+      </w:pPr>
+      <w:r>
+        <w:rPr>
+          <w:szCs w:val="18"/>
+        </w:rPr>
         <w:t xml:space="preserve">+++$b+++</w:t>
       </w:r>
     </w:p>
@@ -3204,6 +3106,11 @@
       </w:r>
     </w:p>
     <w:p>
+      <w:r>
+        <w:t xml:space="preserve">+++IF $blk.titel+++</w:t>
+      </w:r>
+    </w:p>
+    <w:p>
       <w:pPr>
         <w:pStyle w:val="Kop1"/>
         <w:rPr>
@@ -3215,6 +3122,11 @@
           <w:rFonts w:eastAsia="Noto Sans JP Regular"/>
         </w:rPr>
         <w:t xml:space="preserve">+++$blk.titel+++</w:t>
+      </w:r>
+    </w:p>
+    <w:p>
+      <w:r>
+        <w:t xml:space="preserve">+++END-IF+++</w:t>
       </w:r>
     </w:p>
     <w:p>
@@ -3835,6 +3747,16 @@
       </w:r>
     </w:p>
     <w:p>
+      <w:r>
+        <w:t xml:space="preserve">+++FOR s IN inventarisatieIntro+++</w:t>
+      </w:r>
+    </w:p>
+    <w:p>
+      <w:r>
+        <w:t xml:space="preserve">+++IF $s.witregel+++</w:t>
+      </w:r>
+    </w:p>
+    <w:p>
       <w:pPr>
         <w:rPr>
           <w:szCs w:val="18"/>
@@ -3848,6 +3770,16 @@
       </w:r>
     </w:p>
     <w:p>
+      <w:r>
+        <w:t xml:space="preserve">+++END-IF+++</w:t>
+      </w:r>
+    </w:p>
+    <w:p>
+      <w:r>
+        <w:t xml:space="preserve">+++IF $s.kop+++</w:t>
+      </w:r>
+    </w:p>
+    <w:p>
       <w:pPr>
         <w:pStyle w:val="Kop1"/>
         <w:rPr>
@@ -3858,20 +3790,104 @@
         <w:rPr>
           <w:rFonts w:eastAsia="Noto Sans JP Regular"/>
         </w:rPr>
-        <w:t>Inventarisatie klant</w:t>
-      </w:r>
-    </w:p>
-    <w:p>
-      <w:pPr>
-        <w:rPr>
-          <w:szCs w:val="18"/>
-        </w:rPr>
-      </w:pPr>
-      <w:r>
-        <w:rPr>
-          <w:szCs w:val="18"/>
-        </w:rPr>
-        <w:t xml:space="preserve">Onderstaande informatie komt uit het inventarisatieformulier. Gebruik de context en casuïstiek als input voor de workshop.</w:t>
+        <w:t xml:space="preserve">+++$s.kop+++</w:t>
+      </w:r>
+    </w:p>
+    <w:p>
+      <w:r>
+        <w:t xml:space="preserve">+++END-IF+++</w:t>
+      </w:r>
+    </w:p>
+    <w:p>
+      <w:r>
+        <w:t xml:space="preserve">+++FOR r IN $s.regels+++</w:t>
+      </w:r>
+    </w:p>
+    <w:p>
+      <w:r>
+        <w:t xml:space="preserve">+++IF $r.bullet &amp;&amp; !$r.niveau+++</w:t>
+      </w:r>
+    </w:p>
+    <w:p>
+      <w:pPr>
+        <w:numPr>
+          <w:ilvl w:val="0"/>
+          <w:numId w:val="1"/>
+        </w:numPr>
+        <w:rPr>
+          <w:szCs w:val="18"/>
+        </w:rPr>
+      </w:pPr>
+      <w:r>
+        <w:rPr>
+          <w:szCs w:val="18"/>
+        </w:rPr>
+        <w:t xml:space="preserve">+++$r.tekst+++</w:t>
+      </w:r>
+    </w:p>
+    <w:p>
+      <w:r>
+        <w:t xml:space="preserve">+++END-IF+++</w:t>
+      </w:r>
+    </w:p>
+    <w:p>
+      <w:r>
+        <w:t xml:space="preserve">+++IF $r.bullet &amp;&amp; $r.niveau+++</w:t>
+      </w:r>
+    </w:p>
+    <w:p>
+      <w:pPr>
+        <w:numPr>
+          <w:ilvl w:val="1"/>
+          <w:numId w:val="1"/>
+        </w:numPr>
+        <w:rPr>
+          <w:szCs w:val="18"/>
+        </w:rPr>
+      </w:pPr>
+      <w:r>
+        <w:rPr>
+          <w:szCs w:val="18"/>
+        </w:rPr>
+        <w:t xml:space="preserve">+++$r.tekst+++</w:t>
+      </w:r>
+    </w:p>
+    <w:p>
+      <w:r>
+        <w:t xml:space="preserve">+++END-IF+++</w:t>
+      </w:r>
+    </w:p>
+    <w:p>
+      <w:r>
+        <w:t xml:space="preserve">+++IF !$r.bullet+++</w:t>
+      </w:r>
+    </w:p>
+    <w:p>
+      <w:pPr>
+        <w:rPr>
+          <w:szCs w:val="18"/>
+        </w:rPr>
+      </w:pPr>
+      <w:r>
+        <w:rPr>
+          <w:szCs w:val="18"/>
+        </w:rPr>
+        <w:t xml:space="preserve">+++$r.tekst+++</w:t>
+      </w:r>
+    </w:p>
+    <w:p>
+      <w:r>
+        <w:t xml:space="preserve">+++END-IF+++</w:t>
+      </w:r>
+    </w:p>
+    <w:p>
+      <w:r>
+        <w:t xml:space="preserve">+++END-FOR r+++</w:t>
+      </w:r>
+    </w:p>
+    <w:p>
+      <w:r>
+        <w:t xml:space="preserve">+++END-FOR s+++</w:t>
       </w:r>
     </w:p>
     <w:p>
@@ -3966,16 +3982,147 @@
       </w:r>
     </w:p>
     <w:p>
-      <w:pPr>
-        <w:rPr>
-          <w:szCs w:val="18"/>
-        </w:rPr>
-      </w:pPr>
-      <w:r>
-        <w:rPr>
-          <w:szCs w:val="18"/>
-        </w:rPr>
-        <w:t xml:space="preserve">Het inventarisatieformulier is (nog) niet ingevuld door de klant.</w:t>
+      <w:r>
+        <w:t xml:space="preserve">+++FOR s IN inventarisatieLeeg+++</w:t>
+      </w:r>
+    </w:p>
+    <w:p>
+      <w:r>
+        <w:t xml:space="preserve">+++IF $s.witregel+++</w:t>
+      </w:r>
+    </w:p>
+    <w:p>
+      <w:pPr>
+        <w:rPr>
+          <w:szCs w:val="18"/>
+        </w:rPr>
+      </w:pPr>
+      <w:r>
+        <w:rPr>
+          <w:szCs w:val="18"/>
+        </w:rPr>
+        <w:t xml:space="preserve"/>
+      </w:r>
+    </w:p>
+    <w:p>
+      <w:r>
+        <w:t xml:space="preserve">+++END-IF+++</w:t>
+      </w:r>
+    </w:p>
+    <w:p>
+      <w:r>
+        <w:t xml:space="preserve">+++IF $s.kop+++</w:t>
+      </w:r>
+    </w:p>
+    <w:p>
+      <w:pPr>
+        <w:pStyle w:val="Kop1"/>
+        <w:rPr>
+          <w:rFonts w:eastAsia="Noto Sans JP Regular"/>
+        </w:rPr>
+      </w:pPr>
+      <w:r>
+        <w:rPr>
+          <w:rFonts w:eastAsia="Noto Sans JP Regular"/>
+        </w:rPr>
+        <w:t xml:space="preserve">+++$s.kop+++</w:t>
+      </w:r>
+    </w:p>
+    <w:p>
+      <w:r>
+        <w:t xml:space="preserve">+++END-IF+++</w:t>
+      </w:r>
+    </w:p>
+    <w:p>
+      <w:r>
+        <w:t xml:space="preserve">+++FOR r IN $s.regels+++</w:t>
+      </w:r>
+    </w:p>
+    <w:p>
+      <w:r>
+        <w:t xml:space="preserve">+++IF $r.bullet &amp;&amp; !$r.niveau+++</w:t>
+      </w:r>
+    </w:p>
+    <w:p>
+      <w:pPr>
+        <w:numPr>
+          <w:ilvl w:val="0"/>
+          <w:numId w:val="1"/>
+        </w:numPr>
+        <w:rPr>
+          <w:szCs w:val="18"/>
+        </w:rPr>
+      </w:pPr>
+      <w:r>
+        <w:rPr>
+          <w:szCs w:val="18"/>
+        </w:rPr>
+        <w:t xml:space="preserve">+++$r.tekst+++</w:t>
+      </w:r>
+    </w:p>
+    <w:p>
+      <w:r>
+        <w:t xml:space="preserve">+++END-IF+++</w:t>
+      </w:r>
+    </w:p>
+    <w:p>
+      <w:r>
+        <w:t xml:space="preserve">+++IF $r.bullet &amp;&amp; $r.niveau+++</w:t>
+      </w:r>
+    </w:p>
+    <w:p>
+      <w:pPr>
+        <w:numPr>
+          <w:ilvl w:val="1"/>
+          <w:numId w:val="1"/>
+        </w:numPr>
+        <w:rPr>
+          <w:szCs w:val="18"/>
+        </w:rPr>
+      </w:pPr>
+      <w:r>
+        <w:rPr>
+          <w:szCs w:val="18"/>
+        </w:rPr>
+        <w:t xml:space="preserve">+++$r.tekst+++</w:t>
+      </w:r>
+    </w:p>
+    <w:p>
+      <w:r>
+        <w:t xml:space="preserve">+++END-IF+++</w:t>
+      </w:r>
+    </w:p>
+    <w:p>
+      <w:r>
+        <w:t xml:space="preserve">+++IF !$r.bullet+++</w:t>
+      </w:r>
+    </w:p>
+    <w:p>
+      <w:pPr>
+        <w:rPr>
+          <w:szCs w:val="18"/>
+        </w:rPr>
+      </w:pPr>
+      <w:r>
+        <w:rPr>
+          <w:szCs w:val="18"/>
+        </w:rPr>
+        <w:t xml:space="preserve">+++$r.tekst+++</w:t>
+      </w:r>
+    </w:p>
+    <w:p>
+      <w:r>
+        <w:t xml:space="preserve">+++END-IF+++</w:t>
+      </w:r>
+    </w:p>
+    <w:p>
+      <w:r>
+        <w:t xml:space="preserve">+++END-FOR r+++</w:t>
+      </w:r>
+    </w:p>
+    <w:p>
+      <w:r>
+        <w:t xml:space="preserve">+++END-FOR s+++</w:t>
       </w:r>
     </w:p>
     <w:p>

--- a/lib/briefing/templates/SST.docx
+++ b/lib/briefing/templates/SST.docx
@@ -2679,16 +2679,13 @@
       <w:proofErr w:type="spellEnd"/>
     </w:p>
     <w:p>
-      <w:pPr>
-        <w:rPr>
-          <w:szCs w:val="18"/>
-        </w:rPr>
-      </w:pPr>
-      <w:r>
-        <w:rPr>
-          <w:szCs w:val="18"/>
-        </w:rPr>
-        <w:t xml:space="preserve">+++FOR blk IN rolblokken+++</w:t>
+      <w:r>
+        <w:t xml:space="preserve">+++FOR s IN concept+++</w:t>
+      </w:r>
+    </w:p>
+    <w:p>
+      <w:r>
+        <w:t xml:space="preserve">+++IF $s.witregel+++</w:t>
       </w:r>
     </w:p>
     <w:p>
@@ -2706,7 +2703,12 @@
     </w:p>
     <w:p>
       <w:r>
-        <w:t xml:space="preserve">+++IF $blk.titel+++</w:t>
+        <w:t xml:space="preserve">+++END-IF+++</w:t>
+      </w:r>
+    </w:p>
+    <w:p>
+      <w:r>
+        <w:t xml:space="preserve">+++IF $s.kop+++</w:t>
       </w:r>
     </w:p>
     <w:p>
@@ -2720,7 +2722,7 @@
         <w:rPr>
           <w:rFonts w:eastAsia="Noto Sans JP Regular"/>
         </w:rPr>
-        <w:t xml:space="preserve">+++$blk.titel+++</w:t>
+        <w:t xml:space="preserve">+++$s.kop+++</w:t>
       </w:r>
     </w:p>
     <w:p>
@@ -2729,28 +2731,12 @@
       </w:r>
     </w:p>
     <w:p>
-      <w:pPr>
-        <w:rPr>
-          <w:szCs w:val="18"/>
-        </w:rPr>
-      </w:pPr>
-      <w:r>
-        <w:rPr>
-          <w:szCs w:val="18"/>
-        </w:rPr>
-        <w:t xml:space="preserve">+++FOR r IN $blk.regels+++</w:t>
-      </w:r>
-    </w:p>
-    <w:p>
-      <w:pPr>
-        <w:rPr>
-          <w:szCs w:val="18"/>
-        </w:rPr>
-      </w:pPr>
-      <w:r>
-        <w:rPr>
-          <w:szCs w:val="18"/>
-        </w:rPr>
+      <w:r>
+        <w:t xml:space="preserve">+++FOR r IN $s.regels+++</w:t>
+      </w:r>
+    </w:p>
+    <w:p>
+      <w:r>
         <w:t xml:space="preserve">+++IF $r.bullet &amp;&amp; !$r.niveau+++</w:t>
       </w:r>
     </w:p>
@@ -2772,28 +2758,12 @@
       </w:r>
     </w:p>
     <w:p>
-      <w:pPr>
-        <w:rPr>
-          <w:szCs w:val="18"/>
-        </w:rPr>
-      </w:pPr>
-      <w:r>
-        <w:rPr>
-          <w:szCs w:val="18"/>
-        </w:rPr>
+      <w:r>
         <w:t xml:space="preserve">+++END-IF+++</w:t>
       </w:r>
     </w:p>
     <w:p>
-      <w:pPr>
-        <w:rPr>
-          <w:szCs w:val="18"/>
-        </w:rPr>
-      </w:pPr>
-      <w:r>
-        <w:rPr>
-          <w:szCs w:val="18"/>
-        </w:rPr>
+      <w:r>
         <w:t xml:space="preserve">+++IF $r.bullet &amp;&amp; $r.niveau+++</w:t>
       </w:r>
     </w:p>
@@ -2815,28 +2785,12 @@
       </w:r>
     </w:p>
     <w:p>
-      <w:pPr>
-        <w:rPr>
-          <w:szCs w:val="18"/>
-        </w:rPr>
-      </w:pPr>
-      <w:r>
-        <w:rPr>
-          <w:szCs w:val="18"/>
-        </w:rPr>
+      <w:r>
         <w:t xml:space="preserve">+++END-IF+++</w:t>
       </w:r>
     </w:p>
     <w:p>
-      <w:pPr>
-        <w:rPr>
-          <w:szCs w:val="18"/>
-        </w:rPr>
-      </w:pPr>
-      <w:r>
-        <w:rPr>
-          <w:szCs w:val="18"/>
-        </w:rPr>
+      <w:r>
         <w:t xml:space="preserve">+++IF !$r.bullet+++</w:t>
       </w:r>
     </w:p>
@@ -2854,104 +2808,31 @@
       </w:r>
     </w:p>
     <w:p>
-      <w:pPr>
-        <w:rPr>
-          <w:szCs w:val="18"/>
-        </w:rPr>
-      </w:pPr>
-      <w:r>
-        <w:rPr>
-          <w:szCs w:val="18"/>
-        </w:rPr>
+      <w:r>
         <w:t xml:space="preserve">+++END-IF+++</w:t>
       </w:r>
     </w:p>
     <w:p>
-      <w:pPr>
-        <w:rPr>
-          <w:szCs w:val="18"/>
-        </w:rPr>
-      </w:pPr>
-      <w:r>
-        <w:rPr>
-          <w:szCs w:val="18"/>
-        </w:rPr>
+      <w:r>
         <w:t xml:space="preserve">+++END-FOR r+++</w:t>
       </w:r>
     </w:p>
     <w:p>
-      <w:pPr>
-        <w:rPr>
-          <w:szCs w:val="18"/>
-        </w:rPr>
-      </w:pPr>
-      <w:r>
-        <w:rPr>
-          <w:szCs w:val="18"/>
-        </w:rPr>
-        <w:t xml:space="preserve">+++END-FOR blk+++</w:t>
-      </w:r>
-    </w:p>
-    <w:p>
-      <w:r>
-        <w:t xml:space="preserve">+++FOR s IN concept+++</w:t>
-      </w:r>
-    </w:p>
-    <w:p>
-      <w:r>
-        <w:t xml:space="preserve">+++IF $s.witregel+++</w:t>
-      </w:r>
-    </w:p>
-    <w:p>
-      <w:pPr>
-        <w:rPr>
-          <w:szCs w:val="18"/>
-        </w:rPr>
-      </w:pPr>
-      <w:r>
-        <w:rPr>
-          <w:szCs w:val="18"/>
-        </w:rPr>
-        <w:t xml:space="preserve"/>
-      </w:r>
-    </w:p>
-    <w:p>
-      <w:r>
-        <w:t xml:space="preserve">+++END-IF+++</w:t>
-      </w:r>
-    </w:p>
-    <w:p>
-      <w:r>
-        <w:t xml:space="preserve">+++IF $s.kop+++</w:t>
-      </w:r>
-    </w:p>
-    <w:p>
-      <w:pPr>
-        <w:pStyle w:val="Kop1"/>
-        <w:rPr>
-          <w:rFonts w:eastAsia="Noto Sans JP Regular"/>
-        </w:rPr>
-      </w:pPr>
-      <w:r>
-        <w:rPr>
-          <w:rFonts w:eastAsia="Noto Sans JP Regular"/>
-        </w:rPr>
-        <w:t xml:space="preserve">+++$s.kop+++</w:t>
-      </w:r>
-    </w:p>
-    <w:p>
-      <w:r>
-        <w:t xml:space="preserve">+++END-IF+++</w:t>
-      </w:r>
-    </w:p>
-    <w:p>
-      <w:r>
-        <w:t xml:space="preserve">+++FOR r IN $s.regels+++</w:t>
-      </w:r>
-    </w:p>
-    <w:p>
-      <w:r>
-        <w:t xml:space="preserve">+++IF $r.bullet &amp;&amp; !$r.niveau+++</w:t>
+      <w:r>
+        <w:t xml:space="preserve">+++END-FOR s+++</w:t>
+      </w:r>
+    </w:p>
+    <w:p>
+      <w:pPr>
+        <w:rPr>
+          <w:szCs w:val="18"/>
+        </w:rPr>
+      </w:pPr>
+      <w:r>
+        <w:rPr>
+          <w:szCs w:val="18"/>
+        </w:rPr>
+        <w:t xml:space="preserve">+++FOR b IN bullets+++</w:t>
       </w:r>
     </w:p>
     <w:p>
@@ -2968,16 +2849,138 @@
         <w:rPr>
           <w:szCs w:val="18"/>
         </w:rPr>
+        <w:t xml:space="preserve">+++$b+++</w:t>
+      </w:r>
+    </w:p>
+    <w:p>
+      <w:pPr>
+        <w:rPr>
+          <w:szCs w:val="18"/>
+        </w:rPr>
+      </w:pPr>
+      <w:r>
+        <w:rPr>
+          <w:szCs w:val="18"/>
+        </w:rPr>
+        <w:t xml:space="preserve">+++END-FOR b+++</w:t>
+      </w:r>
+    </w:p>
+    <w:p>
+      <w:pPr>
+        <w:rPr>
+          <w:szCs w:val="18"/>
+        </w:rPr>
+      </w:pPr>
+      <w:r>
+        <w:rPr>
+          <w:szCs w:val="18"/>
+        </w:rPr>
+        <w:t xml:space="preserve">+++FOR blk IN rolblokken+++</w:t>
+      </w:r>
+    </w:p>
+    <w:p>
+      <w:pPr>
+        <w:rPr>
+          <w:szCs w:val="18"/>
+        </w:rPr>
+      </w:pPr>
+      <w:r>
+        <w:rPr>
+          <w:szCs w:val="18"/>
+        </w:rPr>
+        <w:t xml:space="preserve"/>
+      </w:r>
+    </w:p>
+    <w:p>
+      <w:r>
+        <w:t xml:space="preserve">+++IF $blk.titel+++</w:t>
+      </w:r>
+    </w:p>
+    <w:p>
+      <w:pPr>
+        <w:pStyle w:val="Kop1"/>
+        <w:rPr>
+          <w:rFonts w:eastAsia="Noto Sans JP Regular"/>
+        </w:rPr>
+      </w:pPr>
+      <w:r>
+        <w:rPr>
+          <w:rFonts w:eastAsia="Noto Sans JP Regular"/>
+        </w:rPr>
+        <w:t xml:space="preserve">+++$blk.titel+++</w:t>
+      </w:r>
+    </w:p>
+    <w:p>
+      <w:r>
+        <w:t xml:space="preserve">+++END-IF+++</w:t>
+      </w:r>
+    </w:p>
+    <w:p>
+      <w:pPr>
+        <w:rPr>
+          <w:szCs w:val="18"/>
+        </w:rPr>
+      </w:pPr>
+      <w:r>
+        <w:rPr>
+          <w:szCs w:val="18"/>
+        </w:rPr>
+        <w:t xml:space="preserve">+++FOR r IN $blk.regels+++</w:t>
+      </w:r>
+    </w:p>
+    <w:p>
+      <w:pPr>
+        <w:rPr>
+          <w:szCs w:val="18"/>
+        </w:rPr>
+      </w:pPr>
+      <w:r>
+        <w:rPr>
+          <w:szCs w:val="18"/>
+        </w:rPr>
+        <w:t xml:space="preserve">+++IF $r.bullet &amp;&amp; !$r.niveau+++</w:t>
+      </w:r>
+    </w:p>
+    <w:p>
+      <w:pPr>
+        <w:numPr>
+          <w:ilvl w:val="0"/>
+          <w:numId w:val="1"/>
+        </w:numPr>
+        <w:rPr>
+          <w:szCs w:val="18"/>
+        </w:rPr>
+      </w:pPr>
+      <w:r>
+        <w:rPr>
+          <w:szCs w:val="18"/>
+        </w:rPr>
         <w:t xml:space="preserve">+++$r.tekst+++</w:t>
       </w:r>
     </w:p>
     <w:p>
-      <w:r>
+      <w:pPr>
+        <w:rPr>
+          <w:szCs w:val="18"/>
+        </w:rPr>
+      </w:pPr>
+      <w:r>
+        <w:rPr>
+          <w:szCs w:val="18"/>
+        </w:rPr>
         <w:t xml:space="preserve">+++END-IF+++</w:t>
       </w:r>
     </w:p>
     <w:p>
-      <w:r>
+      <w:pPr>
+        <w:rPr>
+          <w:szCs w:val="18"/>
+        </w:rPr>
+      </w:pPr>
+      <w:r>
+        <w:rPr>
+          <w:szCs w:val="18"/>
+        </w:rPr>
         <w:t xml:space="preserve">+++IF $r.bullet &amp;&amp; $r.niveau+++</w:t>
       </w:r>
     </w:p>
@@ -2999,12 +3002,28 @@
       </w:r>
     </w:p>
     <w:p>
-      <w:r>
+      <w:pPr>
+        <w:rPr>
+          <w:szCs w:val="18"/>
+        </w:rPr>
+      </w:pPr>
+      <w:r>
+        <w:rPr>
+          <w:szCs w:val="18"/>
+        </w:rPr>
         <w:t xml:space="preserve">+++END-IF+++</w:t>
       </w:r>
     </w:p>
     <w:p>
-      <w:r>
+      <w:pPr>
+        <w:rPr>
+          <w:szCs w:val="18"/>
+        </w:rPr>
+      </w:pPr>
+      <w:r>
+        <w:rPr>
+          <w:szCs w:val="18"/>
+        </w:rPr>
         <w:t xml:space="preserve">+++IF !$r.bullet+++</w:t>
       </w:r>
     </w:p>
@@ -3022,61 +3041,42 @@
       </w:r>
     </w:p>
     <w:p>
-      <w:r>
+      <w:pPr>
+        <w:rPr>
+          <w:szCs w:val="18"/>
+        </w:rPr>
+      </w:pPr>
+      <w:r>
+        <w:rPr>
+          <w:szCs w:val="18"/>
+        </w:rPr>
         <w:t xml:space="preserve">+++END-IF+++</w:t>
       </w:r>
     </w:p>
     <w:p>
-      <w:r>
+      <w:pPr>
+        <w:rPr>
+          <w:szCs w:val="18"/>
+        </w:rPr>
+      </w:pPr>
+      <w:r>
+        <w:rPr>
+          <w:szCs w:val="18"/>
+        </w:rPr>
         <w:t xml:space="preserve">+++END-FOR r+++</w:t>
       </w:r>
     </w:p>
     <w:p>
-      <w:r>
-        <w:t xml:space="preserve">+++END-FOR s+++</w:t>
-      </w:r>
-    </w:p>
-    <w:p>
-      <w:pPr>
-        <w:rPr>
-          <w:szCs w:val="18"/>
-        </w:rPr>
-      </w:pPr>
-      <w:r>
-        <w:rPr>
-          <w:szCs w:val="18"/>
-        </w:rPr>
-        <w:t xml:space="preserve">+++FOR b IN bullets+++</w:t>
-      </w:r>
-    </w:p>
-    <w:p>
-      <w:pPr>
-        <w:numPr>
-          <w:ilvl w:val="0"/>
-          <w:numId w:val="1"/>
-        </w:numPr>
-        <w:rPr>
-          <w:szCs w:val="18"/>
-        </w:rPr>
-      </w:pPr>
-      <w:r>
-        <w:rPr>
-          <w:szCs w:val="18"/>
-        </w:rPr>
-        <w:t xml:space="preserve">+++$b+++</w:t>
-      </w:r>
-    </w:p>
-    <w:p>
-      <w:pPr>
-        <w:rPr>
-          <w:szCs w:val="18"/>
-        </w:rPr>
-      </w:pPr>
-      <w:r>
-        <w:rPr>
-          <w:szCs w:val="18"/>
-        </w:rPr>
-        <w:t xml:space="preserve">+++END-FOR b+++</w:t>
+      <w:pPr>
+        <w:rPr>
+          <w:szCs w:val="18"/>
+        </w:rPr>
+      </w:pPr>
+      <w:r>
+        <w:rPr>
+          <w:szCs w:val="18"/>
+        </w:rPr>
+        <w:t xml:space="preserve">+++END-FOR blk+++</w:t>
       </w:r>
     </w:p>
     <w:p>

--- a/lib/briefing/templates/SST.docx
+++ b/lib/briefing/templates/SST.docx
@@ -2047,6 +2047,11 @@
       <w:proofErr w:type="spellEnd"/>
     </w:p>
     <w:p>
+      <w:r>
+        <w:t xml:space="preserve">+++IF $a.kop+++</w:t>
+      </w:r>
+    </w:p>
+    <w:p>
       <w:pPr>
         <w:rPr>
           <w:lang w:val="en-US" w:eastAsia="nl-NL"/>
@@ -2054,76 +2059,172 @@
       </w:pPr>
       <w:r>
         <w:rPr>
+          <w:b/>
+          <w:bCs/>
           <w:lang w:val="en-US" w:eastAsia="nl-NL"/>
         </w:rPr>
-        <w:t xml:space="preserve">+++$a+++</w:t>
-      </w:r>
-      <w:proofErr w:type="spellStart"/>
-      <w:proofErr w:type="spellEnd"/>
-      <w:proofErr w:type="spellStart"/>
-      <w:proofErr w:type="spellEnd"/>
-      <w:proofErr w:type="spellStart"/>
-      <w:proofErr w:type="spellEnd"/>
-      <w:proofErr w:type="spellStart"/>
-      <w:proofErr w:type="spellEnd"/>
-      <w:proofErr w:type="spellStart"/>
-      <w:proofErr w:type="spellEnd"/>
-      <w:proofErr w:type="spellStart"/>
-      <w:proofErr w:type="spellEnd"/>
-      <w:proofErr w:type="spellStart"/>
-      <w:proofErr w:type="spellEnd"/>
-      <w:proofErr w:type="spellStart"/>
-      <w:proofErr w:type="spellEnd"/>
-      <w:proofErr w:type="spellStart"/>
-      <w:proofErr w:type="spellEnd"/>
-      <w:proofErr w:type="spellStart"/>
-      <w:proofErr w:type="spellEnd"/>
-      <w:proofErr w:type="spellStart"/>
-      <w:proofErr w:type="spellEnd"/>
-      <w:proofErr w:type="spellStart"/>
-      <w:proofErr w:type="spellEnd"/>
-      <w:proofErr w:type="spellStart"/>
-      <w:proofErr w:type="spellEnd"/>
-      <w:proofErr w:type="spellStart"/>
-      <w:proofErr w:type="spellEnd"/>
-      <w:proofErr w:type="spellStart"/>
-      <w:proofErr w:type="spellEnd"/>
-      <w:proofErr w:type="spellStart"/>
-      <w:proofErr w:type="spellEnd"/>
-      <w:proofErr w:type="spellStart"/>
-      <w:proofErr w:type="spellEnd"/>
-      <w:proofErr w:type="spellStart"/>
-      <w:proofErr w:type="spellEnd"/>
-      <w:proofErr w:type="spellStart"/>
-      <w:proofErr w:type="spellEnd"/>
-      <w:proofErr w:type="spellStart"/>
-      <w:proofErr w:type="spellEnd"/>
-      <w:proofErr w:type="spellStart"/>
-      <w:proofErr w:type="spellEnd"/>
-      <w:proofErr w:type="spellStart"/>
-      <w:proofErr w:type="spellEnd"/>
-      <w:proofErr w:type="spellStart"/>
-      <w:proofErr w:type="spellEnd"/>
-      <w:proofErr w:type="spellStart"/>
-      <w:proofErr w:type="spellEnd"/>
-      <w:proofErr w:type="spellStart"/>
-      <w:proofErr w:type="spellEnd"/>
-      <w:proofErr w:type="spellStart"/>
-      <w:proofErr w:type="spellEnd"/>
-      <w:proofErr w:type="spellStart"/>
-      <w:proofErr w:type="spellEnd"/>
-      <w:proofErr w:type="spellStart"/>
-      <w:proofErr w:type="spellEnd"/>
-      <w:proofErr w:type="spellStart"/>
-      <w:proofErr w:type="spellEnd"/>
-      <w:proofErr w:type="spellStart"/>
-      <w:proofErr w:type="spellEnd"/>
-      <w:proofErr w:type="spellStart"/>
-      <w:proofErr w:type="spellEnd"/>
-      <w:proofErr w:type="spellStart"/>
-      <w:proofErr w:type="spellEnd"/>
-      <w:proofErr w:type="spellStart"/>
-      <w:proofErr w:type="spellEnd"/>
+        <w:t xml:space="preserve">+++$a.tekst+++</w:t>
+      </w:r>
+      <w:proofErr w:type="spellStart"/>
+      <w:proofErr w:type="spellEnd"/>
+      <w:proofErr w:type="spellStart"/>
+      <w:proofErr w:type="spellEnd"/>
+      <w:proofErr w:type="spellStart"/>
+      <w:proofErr w:type="spellEnd"/>
+      <w:proofErr w:type="spellStart"/>
+      <w:proofErr w:type="spellEnd"/>
+      <w:proofErr w:type="spellStart"/>
+      <w:proofErr w:type="spellEnd"/>
+      <w:proofErr w:type="spellStart"/>
+      <w:proofErr w:type="spellEnd"/>
+      <w:proofErr w:type="spellStart"/>
+      <w:proofErr w:type="spellEnd"/>
+      <w:proofErr w:type="spellStart"/>
+      <w:proofErr w:type="spellEnd"/>
+      <w:proofErr w:type="spellStart"/>
+      <w:proofErr w:type="spellEnd"/>
+      <w:proofErr w:type="spellStart"/>
+      <w:proofErr w:type="spellEnd"/>
+      <w:proofErr w:type="spellStart"/>
+      <w:proofErr w:type="spellEnd"/>
+      <w:proofErr w:type="spellStart"/>
+      <w:proofErr w:type="spellEnd"/>
+      <w:proofErr w:type="spellStart"/>
+      <w:proofErr w:type="spellEnd"/>
+      <w:proofErr w:type="spellStart"/>
+      <w:proofErr w:type="spellEnd"/>
+      <w:proofErr w:type="spellStart"/>
+      <w:proofErr w:type="spellEnd"/>
+      <w:proofErr w:type="spellStart"/>
+      <w:proofErr w:type="spellEnd"/>
+      <w:proofErr w:type="spellStart"/>
+      <w:proofErr w:type="spellEnd"/>
+      <w:proofErr w:type="spellStart"/>
+      <w:proofErr w:type="spellEnd"/>
+      <w:proofErr w:type="spellStart"/>
+      <w:proofErr w:type="spellEnd"/>
+      <w:proofErr w:type="spellStart"/>
+      <w:proofErr w:type="spellEnd"/>
+      <w:proofErr w:type="spellStart"/>
+      <w:proofErr w:type="spellEnd"/>
+      <w:proofErr w:type="spellStart"/>
+      <w:proofErr w:type="spellEnd"/>
+      <w:proofErr w:type="spellStart"/>
+      <w:proofErr w:type="spellEnd"/>
+      <w:proofErr w:type="spellStart"/>
+      <w:proofErr w:type="spellEnd"/>
+      <w:proofErr w:type="spellStart"/>
+      <w:proofErr w:type="spellEnd"/>
+      <w:proofErr w:type="spellStart"/>
+      <w:proofErr w:type="spellEnd"/>
+      <w:proofErr w:type="spellStart"/>
+      <w:proofErr w:type="spellEnd"/>
+      <w:proofErr w:type="spellStart"/>
+      <w:proofErr w:type="spellEnd"/>
+      <w:proofErr w:type="spellStart"/>
+      <w:proofErr w:type="spellEnd"/>
+      <w:proofErr w:type="spellStart"/>
+      <w:proofErr w:type="spellEnd"/>
+      <w:proofErr w:type="spellStart"/>
+      <w:proofErr w:type="spellEnd"/>
+      <w:proofErr w:type="spellStart"/>
+      <w:proofErr w:type="spellEnd"/>
+      <w:proofErr w:type="spellStart"/>
+      <w:proofErr w:type="spellEnd"/>
+    </w:p>
+    <w:p>
+      <w:r>
+        <w:t xml:space="preserve">+++END-IF+++</w:t>
+      </w:r>
+    </w:p>
+    <w:p>
+      <w:r>
+        <w:t xml:space="preserve">+++IF !$a.kop+++</w:t>
+      </w:r>
+    </w:p>
+    <w:p>
+      <w:pPr>
+        <w:rPr>
+          <w:lang w:val="en-US" w:eastAsia="nl-NL"/>
+        </w:rPr>
+      </w:pPr>
+      <w:r>
+        <w:rPr>
+          <w:lang w:val="en-US" w:eastAsia="nl-NL"/>
+        </w:rPr>
+        <w:t xml:space="preserve">+++$a.tekst+++</w:t>
+      </w:r>
+      <w:proofErr w:type="spellStart"/>
+      <w:proofErr w:type="spellEnd"/>
+      <w:proofErr w:type="spellStart"/>
+      <w:proofErr w:type="spellEnd"/>
+      <w:proofErr w:type="spellStart"/>
+      <w:proofErr w:type="spellEnd"/>
+      <w:proofErr w:type="spellStart"/>
+      <w:proofErr w:type="spellEnd"/>
+      <w:proofErr w:type="spellStart"/>
+      <w:proofErr w:type="spellEnd"/>
+      <w:proofErr w:type="spellStart"/>
+      <w:proofErr w:type="spellEnd"/>
+      <w:proofErr w:type="spellStart"/>
+      <w:proofErr w:type="spellEnd"/>
+      <w:proofErr w:type="spellStart"/>
+      <w:proofErr w:type="spellEnd"/>
+      <w:proofErr w:type="spellStart"/>
+      <w:proofErr w:type="spellEnd"/>
+      <w:proofErr w:type="spellStart"/>
+      <w:proofErr w:type="spellEnd"/>
+      <w:proofErr w:type="spellStart"/>
+      <w:proofErr w:type="spellEnd"/>
+      <w:proofErr w:type="spellStart"/>
+      <w:proofErr w:type="spellEnd"/>
+      <w:proofErr w:type="spellStart"/>
+      <w:proofErr w:type="spellEnd"/>
+      <w:proofErr w:type="spellStart"/>
+      <w:proofErr w:type="spellEnd"/>
+      <w:proofErr w:type="spellStart"/>
+      <w:proofErr w:type="spellEnd"/>
+      <w:proofErr w:type="spellStart"/>
+      <w:proofErr w:type="spellEnd"/>
+      <w:proofErr w:type="spellStart"/>
+      <w:proofErr w:type="spellEnd"/>
+      <w:proofErr w:type="spellStart"/>
+      <w:proofErr w:type="spellEnd"/>
+      <w:proofErr w:type="spellStart"/>
+      <w:proofErr w:type="spellEnd"/>
+      <w:proofErr w:type="spellStart"/>
+      <w:proofErr w:type="spellEnd"/>
+      <w:proofErr w:type="spellStart"/>
+      <w:proofErr w:type="spellEnd"/>
+      <w:proofErr w:type="spellStart"/>
+      <w:proofErr w:type="spellEnd"/>
+      <w:proofErr w:type="spellStart"/>
+      <w:proofErr w:type="spellEnd"/>
+      <w:proofErr w:type="spellStart"/>
+      <w:proofErr w:type="spellEnd"/>
+      <w:proofErr w:type="spellStart"/>
+      <w:proofErr w:type="spellEnd"/>
+      <w:proofErr w:type="spellStart"/>
+      <w:proofErr w:type="spellEnd"/>
+      <w:proofErr w:type="spellStart"/>
+      <w:proofErr w:type="spellEnd"/>
+      <w:proofErr w:type="spellStart"/>
+      <w:proofErr w:type="spellEnd"/>
+      <w:proofErr w:type="spellStart"/>
+      <w:proofErr w:type="spellEnd"/>
+      <w:proofErr w:type="spellStart"/>
+      <w:proofErr w:type="spellEnd"/>
+      <w:proofErr w:type="spellStart"/>
+      <w:proofErr w:type="spellEnd"/>
+      <w:proofErr w:type="spellStart"/>
+      <w:proofErr w:type="spellEnd"/>
+      <w:proofErr w:type="spellStart"/>
+      <w:proofErr w:type="spellEnd"/>
+    </w:p>
+    <w:p>
+      <w:r>
+        <w:t xml:space="preserve">+++END-IF+++</w:t>
+      </w:r>
     </w:p>
     <w:p>
       <w:pPr>

--- a/lib/briefing/templates/SST.docx
+++ b/lib/briefing/templates/SST.docx
@@ -4023,8 +4023,17 @@
           <w:szCs w:val="18"/>
         </w:rPr>
       </w:pPr>
-      <w:r>
-        <w:rPr>
+    </w:p>
+    <w:p>
+      <w:pPr>
+        <w:rPr>
+          <w:szCs w:val="18"/>
+        </w:rPr>
+      </w:pPr>
+      <w:r>
+        <w:rPr>
+          <w:b/>
+          <w:bCs/>
           <w:szCs w:val="18"/>
         </w:rPr>
         <w:t xml:space="preserve">+++$v.vraag+++</w:t>

--- a/lib/briefing/templates/SST.docx
+++ b/lib/briefing/templates/SST.docx
@@ -2048,7 +2048,193 @@
     </w:p>
     <w:p>
       <w:r>
-        <w:t xml:space="preserve">+++IF $a.kop+++</w:t>
+        <w:t xml:space="preserve">+++IF $a.niveau === 1+++</w:t>
+      </w:r>
+    </w:p>
+    <w:p>
+      <w:pPr>
+        <w:rPr>
+          <w:lang w:val="en-US" w:eastAsia="nl-NL"/>
+        </w:rPr>
+      </w:pPr>
+      <w:r>
+        <w:rPr>
+          <w:b/>
+          <w:bCs/>
+          <w:sz w:val="27"/>
+          <w:szCs w:val="27"/>
+          <w:lang w:val="en-US" w:eastAsia="nl-NL"/>
+        </w:rPr>
+        <w:t xml:space="preserve">+++$a.tekst+++</w:t>
+      </w:r>
+      <w:proofErr w:type="spellStart"/>
+      <w:proofErr w:type="spellEnd"/>
+      <w:proofErr w:type="spellStart"/>
+      <w:proofErr w:type="spellEnd"/>
+      <w:proofErr w:type="spellStart"/>
+      <w:proofErr w:type="spellEnd"/>
+      <w:proofErr w:type="spellStart"/>
+      <w:proofErr w:type="spellEnd"/>
+      <w:proofErr w:type="spellStart"/>
+      <w:proofErr w:type="spellEnd"/>
+      <w:proofErr w:type="spellStart"/>
+      <w:proofErr w:type="spellEnd"/>
+      <w:proofErr w:type="spellStart"/>
+      <w:proofErr w:type="spellEnd"/>
+      <w:proofErr w:type="spellStart"/>
+      <w:proofErr w:type="spellEnd"/>
+      <w:proofErr w:type="spellStart"/>
+      <w:proofErr w:type="spellEnd"/>
+      <w:proofErr w:type="spellStart"/>
+      <w:proofErr w:type="spellEnd"/>
+      <w:proofErr w:type="spellStart"/>
+      <w:proofErr w:type="spellEnd"/>
+      <w:proofErr w:type="spellStart"/>
+      <w:proofErr w:type="spellEnd"/>
+      <w:proofErr w:type="spellStart"/>
+      <w:proofErr w:type="spellEnd"/>
+      <w:proofErr w:type="spellStart"/>
+      <w:proofErr w:type="spellEnd"/>
+      <w:proofErr w:type="spellStart"/>
+      <w:proofErr w:type="spellEnd"/>
+      <w:proofErr w:type="spellStart"/>
+      <w:proofErr w:type="spellEnd"/>
+      <w:proofErr w:type="spellStart"/>
+      <w:proofErr w:type="spellEnd"/>
+      <w:proofErr w:type="spellStart"/>
+      <w:proofErr w:type="spellEnd"/>
+      <w:proofErr w:type="spellStart"/>
+      <w:proofErr w:type="spellEnd"/>
+      <w:proofErr w:type="spellStart"/>
+      <w:proofErr w:type="spellEnd"/>
+      <w:proofErr w:type="spellStart"/>
+      <w:proofErr w:type="spellEnd"/>
+      <w:proofErr w:type="spellStart"/>
+      <w:proofErr w:type="spellEnd"/>
+      <w:proofErr w:type="spellStart"/>
+      <w:proofErr w:type="spellEnd"/>
+      <w:proofErr w:type="spellStart"/>
+      <w:proofErr w:type="spellEnd"/>
+      <w:proofErr w:type="spellStart"/>
+      <w:proofErr w:type="spellEnd"/>
+      <w:proofErr w:type="spellStart"/>
+      <w:proofErr w:type="spellEnd"/>
+      <w:proofErr w:type="spellStart"/>
+      <w:proofErr w:type="spellEnd"/>
+      <w:proofErr w:type="spellStart"/>
+      <w:proofErr w:type="spellEnd"/>
+      <w:proofErr w:type="spellStart"/>
+      <w:proofErr w:type="spellEnd"/>
+      <w:proofErr w:type="spellStart"/>
+      <w:proofErr w:type="spellEnd"/>
+      <w:proofErr w:type="spellStart"/>
+      <w:proofErr w:type="spellEnd"/>
+      <w:proofErr w:type="spellStart"/>
+      <w:proofErr w:type="spellEnd"/>
+      <w:proofErr w:type="spellStart"/>
+      <w:proofErr w:type="spellEnd"/>
+    </w:p>
+    <w:p>
+      <w:r>
+        <w:t xml:space="preserve">+++END-IF+++</w:t>
+      </w:r>
+    </w:p>
+    <w:p>
+      <w:r>
+        <w:t xml:space="preserve">+++IF $a.niveau === 2+++</w:t>
+      </w:r>
+    </w:p>
+    <w:p>
+      <w:pPr>
+        <w:rPr>
+          <w:lang w:val="en-US" w:eastAsia="nl-NL"/>
+        </w:rPr>
+      </w:pPr>
+      <w:r>
+        <w:rPr>
+          <w:b/>
+          <w:bCs/>
+          <w:sz w:val="26"/>
+          <w:szCs w:val="26"/>
+          <w:lang w:val="en-US" w:eastAsia="nl-NL"/>
+        </w:rPr>
+        <w:t xml:space="preserve">+++$a.tekst+++</w:t>
+      </w:r>
+      <w:proofErr w:type="spellStart"/>
+      <w:proofErr w:type="spellEnd"/>
+      <w:proofErr w:type="spellStart"/>
+      <w:proofErr w:type="spellEnd"/>
+      <w:proofErr w:type="spellStart"/>
+      <w:proofErr w:type="spellEnd"/>
+      <w:proofErr w:type="spellStart"/>
+      <w:proofErr w:type="spellEnd"/>
+      <w:proofErr w:type="spellStart"/>
+      <w:proofErr w:type="spellEnd"/>
+      <w:proofErr w:type="spellStart"/>
+      <w:proofErr w:type="spellEnd"/>
+      <w:proofErr w:type="spellStart"/>
+      <w:proofErr w:type="spellEnd"/>
+      <w:proofErr w:type="spellStart"/>
+      <w:proofErr w:type="spellEnd"/>
+      <w:proofErr w:type="spellStart"/>
+      <w:proofErr w:type="spellEnd"/>
+      <w:proofErr w:type="spellStart"/>
+      <w:proofErr w:type="spellEnd"/>
+      <w:proofErr w:type="spellStart"/>
+      <w:proofErr w:type="spellEnd"/>
+      <w:proofErr w:type="spellStart"/>
+      <w:proofErr w:type="spellEnd"/>
+      <w:proofErr w:type="spellStart"/>
+      <w:proofErr w:type="spellEnd"/>
+      <w:proofErr w:type="spellStart"/>
+      <w:proofErr w:type="spellEnd"/>
+      <w:proofErr w:type="spellStart"/>
+      <w:proofErr w:type="spellEnd"/>
+      <w:proofErr w:type="spellStart"/>
+      <w:proofErr w:type="spellEnd"/>
+      <w:proofErr w:type="spellStart"/>
+      <w:proofErr w:type="spellEnd"/>
+      <w:proofErr w:type="spellStart"/>
+      <w:proofErr w:type="spellEnd"/>
+      <w:proofErr w:type="spellStart"/>
+      <w:proofErr w:type="spellEnd"/>
+      <w:proofErr w:type="spellStart"/>
+      <w:proofErr w:type="spellEnd"/>
+      <w:proofErr w:type="spellStart"/>
+      <w:proofErr w:type="spellEnd"/>
+      <w:proofErr w:type="spellStart"/>
+      <w:proofErr w:type="spellEnd"/>
+      <w:proofErr w:type="spellStart"/>
+      <w:proofErr w:type="spellEnd"/>
+      <w:proofErr w:type="spellStart"/>
+      <w:proofErr w:type="spellEnd"/>
+      <w:proofErr w:type="spellStart"/>
+      <w:proofErr w:type="spellEnd"/>
+      <w:proofErr w:type="spellStart"/>
+      <w:proofErr w:type="spellEnd"/>
+      <w:proofErr w:type="spellStart"/>
+      <w:proofErr w:type="spellEnd"/>
+      <w:proofErr w:type="spellStart"/>
+      <w:proofErr w:type="spellEnd"/>
+      <w:proofErr w:type="spellStart"/>
+      <w:proofErr w:type="spellEnd"/>
+      <w:proofErr w:type="spellStart"/>
+      <w:proofErr w:type="spellEnd"/>
+      <w:proofErr w:type="spellStart"/>
+      <w:proofErr w:type="spellEnd"/>
+      <w:proofErr w:type="spellStart"/>
+      <w:proofErr w:type="spellEnd"/>
+      <w:proofErr w:type="spellStart"/>
+      <w:proofErr w:type="spellEnd"/>
+    </w:p>
+    <w:p>
+      <w:r>
+        <w:t xml:space="preserve">+++END-IF+++</w:t>
+      </w:r>
+    </w:p>
+    <w:p>
+      <w:r>
+        <w:t xml:space="preserve">+++IF $a.niveau === 3+++</w:t>
       </w:r>
     </w:p>
     <w:p>
